--- a/SPEAKING_AND_CONTEXT_GUIDE.docx
+++ b/SPEAKING_AND_CONTEXT_GUIDE.docx
@@ -4,7 +4,7 @@
   <w:body>
     <w:p>
       <w:pPr>
-        <w:spacing w:after="80"/>
+        <w:spacing w:before="0" w:after="80"/>
       </w:pPr>
       <w:r>
         <w:rPr>
@@ -13,12 +13,12 @@
           <w:color w:val="1A365D"/>
           <w:sz w:val="44"/>
         </w:rPr>
-        <w:t>Teammate Master Speaking and Project Context Guide</w:t>
+        <w:t>Confidence-Gated Selective Consultation (CG-SC)</w:t>
       </w:r>
     </w:p>
     <w:p>
       <w:pPr>
-        <w:spacing w:after="320"/>
+        <w:spacing w:after="280"/>
       </w:pPr>
       <w:r>
         <w:rPr>
@@ -26,13 +26,74 @@
           <w:color w:val="4A5568"/>
           <w:sz w:val="24"/>
         </w:rPr>
-        <w:t>Review 2 Preparation: Talking Points, Word-for-Word Script, Numbers Cheat Sheet, and Viva Q&amp;A</w:t>
+        <w:t>Teammate Master Reference Manual &amp; Complete Review Defense Blueprint</w:t>
+        <w:br/>
+        <w:t>All Technical Background, Mathematics, Real Benchmarks, Speaking Scripts, and Viva Q&amp;A</w:t>
       </w:r>
     </w:p>
+    <w:tbl>
+      <w:tblPr>
+        <w:tblW w:type="auto" w:w="0"/>
+        <w:jc w:val="center"/>
+        <w:tblLook w:firstColumn="1" w:firstRow="1" w:lastColumn="0" w:lastRow="0" w:noHBand="0" w:noVBand="1" w:val="04A0"/>
+      </w:tblPr>
+      <w:tblGrid>
+        <w:gridCol w:w="9360"/>
+      </w:tblGrid>
+      <w:tr>
+        <w:tc>
+          <w:tcPr>
+            <w:tcW w:type="dxa" w:w="9360"/>
+            <w:shd w:fill="F7FAFC"/>
+            <w:tcMar>
+              <w:top w:w="140" w:type="dxa"/>
+              <w:bottom w:w="140" w:type="dxa"/>
+              <w:left w:w="180" w:type="dxa"/>
+              <w:right w:w="180" w:type="dxa"/>
+            </w:tcMar>
+          </w:tcPr>
+          <w:p>
+            <w:pPr>
+              <w:spacing w:after="0"/>
+            </w:pPr>
+            <w:r>
+              <w:rPr>
+                <w:b/>
+              </w:rPr>
+              <w:t xml:space="preserve">Public Code Repository: </w:t>
+            </w:r>
+            <w:r>
+              <w:t>https://github.com/ramnnn2006/cg-sc</w:t>
+              <w:br/>
+            </w:r>
+            <w:r>
+              <w:rPr>
+                <w:b/>
+              </w:rPr>
+              <w:t xml:space="preserve">Academic Research Repository: </w:t>
+            </w:r>
+            <w:r>
+              <w:t>https://github.com/ramnnn2006/rp</w:t>
+              <w:br/>
+            </w:r>
+            <w:r>
+              <w:rPr>
+                <w:b/>
+              </w:rPr>
+              <w:t xml:space="preserve">Evaluation Stage: </w:t>
+            </w:r>
+            <w:r>
+              <w:t>Review 2 Evaluation / IEEE Conference Draft Preparation</w:t>
+            </w:r>
+          </w:p>
+        </w:tc>
+      </w:tr>
+    </w:tbl>
+    <w:p/>
     <w:p>
       <w:pPr>
         <w:keepNext/>
-        <w:spacing w:before="280" w:after="80"/>
+        <w:spacing w:before="320" w:after="120"/>
       </w:pPr>
       <w:r>
         <w:rPr>
@@ -41,22 +102,75 @@
           <w:color w:val="1A365D"/>
           <w:sz w:val="30"/>
         </w:rPr>
-        <w:t>1. The 60-Second Plain English Summary</w:t>
+        <w:t>1. Project Background and Core Intuition</w:t>
+      </w:r>
+    </w:p>
+    <w:p>
+      <w:pPr>
+        <w:keepNext/>
+        <w:spacing w:before="240" w:after="80"/>
+      </w:pPr>
+      <w:r>
+        <w:rPr>
+          <w:rFonts w:ascii="Calibri" w:hAnsi="Calibri"/>
+          <w:b/>
+          <w:color w:val="2B6CB0"/>
+          <w:sz w:val="25"/>
+        </w:rPr>
+        <w:t>What Is a Multi-Agent System (MAS)?</w:t>
       </w:r>
     </w:p>
     <w:p>
       <w:r>
-        <w:t>Our project is titled Confidence-Gated Selective Consultation (CG-SC). Here is the problem we are solving in plain English:</w:t>
+        <w:t>In modern AI development, instead of using a single Large Language Model prompt to solve every problem, researchers build Multi-Agent Systems. In a multi-agent system, multiple AI instances are given specific roles, system instructions, and tools. They talk to each other, critique each other's ideas, and collaborate to solve complex problems.</w:t>
+      </w:r>
+    </w:p>
+    <w:p>
+      <w:pPr>
+        <w:keepNext/>
+        <w:spacing w:before="240" w:after="80"/>
+      </w:pPr>
+      <w:r>
+        <w:rPr>
+          <w:rFonts w:ascii="Calibri" w:hAnsi="Calibri"/>
+          <w:b/>
+          <w:color w:val="2B6CB0"/>
+          <w:sz w:val="25"/>
+        </w:rPr>
+        <w:t>Why Do People Use the Delphi Method?</w:t>
       </w:r>
     </w:p>
     <w:p>
       <w:r>
-        <w:t>Right now, most multi-agent AI systems (like the base paper by Lee and Kwon published in 2026) force every single question to go through a long, exhausting debate among four to six AI agents across three rounds.</w:t>
+        <w:t>The Delphi method was invented by the RAND Corporation in the 1950s for human expert forecasting. Instead of putting experts in a room where the loudest person dominates, the Delphi method collects independent opinions, summarizes them anonymously, sends the summary back to everyone, and lets people revise their stances over multiple rounds until they reach consensus.</w:t>
       </w:r>
     </w:p>
     <w:p>
       <w:r>
-        <w:t>This causes two big problems:</w:t>
+        <w:t>In early 2026, researchers Lee and Kwon published a paper in the journal Applied Sciences titled 'Differentiated Effects of Agent Diversity on Collective Decision-Making in LLM-Based Multi-Agent Delphi Systems'. They applied this human Delphi process to AI agents, setting up 4 to 6 LLM agents with diverse personas debating across three rounds to produce high-quality collective decisions.</w:t>
+      </w:r>
+    </w:p>
+    <w:p>
+      <w:pPr>
+        <w:keepNext/>
+        <w:spacing w:before="240" w:after="80"/>
+      </w:pPr>
+      <w:r>
+        <w:rPr>
+          <w:rFonts w:ascii="Calibri" w:hAnsi="Calibri"/>
+          <w:b/>
+          <w:color w:val="2B6CB0"/>
+          <w:sz w:val="25"/>
+        </w:rPr>
+        <w:t>The Fatal Flaw: The Unconditional Consultation Dilemma</w:t>
+      </w:r>
+    </w:p>
+    <w:p>
+      <w:r>
+        <w:t>While Lee and Kwon proved that multi-agent deliberation can improve reasoning on hard problems, their framework suffered from an assumption that almost all multi-agent frameworks make: unconditional consultation.</w:t>
+        <w:br/>
+        <w:br/>
+        <w:t>Every single prompt fed into the system unconditionally triggers a full committee debate across three rounds. It does not matter whether the question is an elementary factual query or a high-stakes ethical dilemma.</w:t>
       </w:r>
     </w:p>
     <w:p>
@@ -68,10 +182,10 @@
         <w:rPr>
           <w:b/>
         </w:rPr>
-        <w:t xml:space="preserve">It wastes tokens and money: </w:t>
+        <w:t xml:space="preserve">The Consultation Tax (Token &amp; Latency Inflation): </w:t>
       </w:r>
       <w:r>
-        <w:t>An easy question that could be answered for 300 tokens ends up burning 3,200 to 7,000 tokens.</w:t>
+        <w:t>A single model answers a factual question in ~300 tokens and 0.8 seconds. Running the full Delphi panel consumes between 3,200 and 7,000 tokens per query and takes over 5.5 seconds, making continuous operation economically prohibitive.</w:t>
       </w:r>
     </w:p>
     <w:p>
@@ -83,27 +197,63 @@
         <w:rPr>
           <w:b/>
         </w:rPr>
-        <w:t xml:space="preserve">It causes debate degeneration: </w:t>
+        <w:t xml:space="preserve">Debate Degeneration (Peer Noise): </w:t>
       </w:r>
       <w:r>
-        <w:t>When an easy, factual question is debated by multiple agents, peer noise confuses the models. They talk each other out of the right answer. In StrategyQA, the base paper's accuracy collapsed from 70% down to 43% just because of bad debate noise.</w:t>
+        <w:t>Multi-agent debate does not always make models smarter. When an easy, factual question enters adversarial debate, peer agents introduce specious counterarguments and noise, talking the primary model out of its correct initial answer.</w:t>
       </w:r>
     </w:p>
-    <w:p>
-      <w:r>
-        <w:t>Our solution is an intelligent confidence gate in front of the main AI model:</w:t>
-        <w:br/>
-        <w:t>• If the model is confident (score &gt;= 0.65), it answers immediately on the Solo Fast-Path in 0.8 seconds (0 peer tokens spent).</w:t>
-        <w:br/>
-        <w:t>• If it is moderately unsure (0.50 to 0.65), two agents do a quick one-round verification check.</w:t>
-        <w:br/>
-        <w:t>• If it is a genuine dilemma (&lt; 0.50), we summon a four-agent committee to debate, and we stop the debate early as soon as agreement reaches 70%.</w:t>
-      </w:r>
-    </w:p>
+    <w:tbl>
+      <w:tblPr>
+        <w:tblW w:type="auto" w:w="0"/>
+        <w:jc w:val="center"/>
+        <w:tblLook w:firstColumn="1" w:firstRow="1" w:lastColumn="0" w:lastRow="0" w:noHBand="0" w:noVBand="1" w:val="04A0"/>
+      </w:tblPr>
+      <w:tblGrid>
+        <w:gridCol w:w="9360"/>
+      </w:tblGrid>
+      <w:tr>
+        <w:tc>
+          <w:tcPr>
+            <w:tcW w:type="dxa" w:w="9360"/>
+            <w:shd w:fill="F0F4F8"/>
+            <w:tcMar>
+              <w:top w:w="140" w:type="dxa"/>
+              <w:bottom w:w="140" w:type="dxa"/>
+              <w:left w:w="180" w:type="dxa"/>
+              <w:right w:w="180" w:type="dxa"/>
+            </w:tcMar>
+          </w:tcPr>
+          <w:p>
+            <w:pPr>
+              <w:spacing w:after="60"/>
+            </w:pPr>
+            <w:r>
+              <w:rPr>
+                <w:b/>
+                <w:color w:val="1A365D"/>
+                <w:sz w:val="22"/>
+              </w:rPr>
+              <w:t>Empirical Proof of Debate Degeneration:</w:t>
+              <w:br/>
+            </w:r>
+            <w:r>
+              <w:rPr>
+                <w:i/>
+                <w:color w:val="2D3748"/>
+                <w:sz w:val="21"/>
+              </w:rPr>
+              <w:t>On the StrategyQA benchmark, single-agent accuracy was 70.0%. When we forced those same questions into the base paper's unconditional Delphi debate, accuracy crashed to 43.0%—a catastrophic 27% accuracy drop caused solely by peer noise.</w:t>
+            </w:r>
+          </w:p>
+        </w:tc>
+      </w:tr>
+    </w:tbl>
+    <w:p/>
     <w:p>
       <w:pPr>
         <w:keepNext/>
-        <w:spacing w:before="280" w:after="80"/>
+        <w:spacing w:before="320" w:after="120"/>
       </w:pPr>
       <w:r>
         <w:rPr>
@@ -112,27 +262,175 @@
           <w:color w:val="1A365D"/>
           <w:sz w:val="30"/>
         </w:rPr>
-        <w:t>2. Review Presentation Flow (3 Minutes Total)</w:t>
+        <w:t>2. Our Solution: Confidence-Gated Selective Consultation (CG-SC)</w:t>
       </w:r>
     </w:p>
     <w:p>
       <w:r>
-        <w:t>We are presenting directly from our GitHub repository (ramnnn2006/cg-sc) and our terminal. No PowerPoint slides needed.</w:t>
+        <w:t>We designed CG-SC to act as an intelligent epistemic router. Instead of treating multi-agent debate as an always-on pipeline, we insert an epistemic confidence gate at the very front of the system.</w:t>
+        <w:br/>
+        <w:br/>
+        <w:t>The primary agent inspects the incoming question and generates an initial answer. We measure its mathematical certainty. If the model is confident, the question takes the Solo Fast-Path and finishes in 0.8 seconds using zero peer tokens. If the model is uncertain or the question presents an ambiguous dilemma, the gate selectively summons peer agents.</w:t>
       </w:r>
     </w:p>
     <w:p>
       <w:pPr>
         <w:keepNext/>
-        <w:spacing w:before="200" w:after="60"/>
+        <w:spacing w:before="320" w:after="120"/>
+      </w:pPr>
+      <w:r>
+        <w:rPr>
+          <w:rFonts w:ascii="Calibri" w:hAnsi="Calibri"/>
+          <w:b/>
+          <w:color w:val="1A365D"/>
+          <w:sz w:val="30"/>
+        </w:rPr>
+        <w:t>3. The Mathematics of the Confidence Gate</w:t>
+      </w:r>
+    </w:p>
+    <w:p>
+      <w:r>
+        <w:t>We calculate a composite confidence score C(x) between 0.0 and 1.0 using three distinct mathematical signals:</w:t>
+      </w:r>
+    </w:p>
+    <w:p>
+      <w:pPr>
+        <w:keepNext/>
+        <w:spacing w:before="240" w:after="80"/>
       </w:pPr>
       <w:r>
         <w:rPr>
           <w:rFonts w:ascii="Calibri" w:hAnsi="Calibri"/>
           <w:b/>
           <w:color w:val="2B6CB0"/>
-          <w:sz w:val="24"/>
+          <w:sz w:val="25"/>
         </w:rPr>
-        <w:t>Minute 0:00 to 1:30 (My Part)</w:t>
+        <w:t>Signal 1: Normalized Shannon Token Entropy</w:t>
+      </w:r>
+    </w:p>
+    <w:p>
+      <w:r>
+        <w:t>When an LLM generates a token, it outputs a probability distribution over its vocabulary. If the model is highly certain, the probability mass is concentrated on one or two tokens (low entropy). If the model is confused, the distribution is flat across many tokens (high entropy).</w:t>
+      </w:r>
+    </w:p>
+    <w:p>
+      <w:r>
+        <w:t>Given generated tokens t_1 through t_L and vocabulary V, the average predictive entropy is:</w:t>
+        <w:br/>
+        <w:t>H(P) = - (1 / L) * sum_{l=1}^L sum_{v in V} P(v | t_&lt;l, x) * log P(v | t_&lt;l, x)</w:t>
+        <w:br/>
+        <w:br/>
+        <w:t>We normalize entropy relative to maximum vocabulary entropy: H_norm = H(P) / log |V|.</w:t>
+        <w:br/>
+        <w:t>We invert this value so lower entropy translates to higher certainty: Certainty = 1 - H_norm.</w:t>
+      </w:r>
+    </w:p>
+    <w:p>
+      <w:pPr>
+        <w:keepNext/>
+        <w:spacing w:before="240" w:after="80"/>
+      </w:pPr>
+      <w:r>
+        <w:rPr>
+          <w:rFonts w:ascii="Calibri" w:hAnsi="Calibri"/>
+          <w:b/>
+          <w:color w:val="2B6CB0"/>
+          <w:sz w:val="25"/>
+        </w:rPr>
+        <w:t>Signal 2: Semantic Self-Consistency</w:t>
+      </w:r>
+    </w:p>
+    <w:p>
+      <w:r>
+        <w:t>Token entropy measures logit sharpness, but an LLM can hallucinate with high probability. To catch confident hallucinations, we sample K independent completions (rollouts) at low temperature.</w:t>
+        <w:br/>
+        <w:br/>
+        <w:t>We compute pairwise semantic agreement: Agreement = (1 / K) * sum_{k=1}^K I(y_0 is semantically equivalent to y_k). High agreement signals factual stability.</w:t>
+      </w:r>
+    </w:p>
+    <w:p>
+      <w:pPr>
+        <w:keepNext/>
+        <w:spacing w:before="240" w:after="80"/>
+      </w:pPr>
+      <w:r>
+        <w:rPr>
+          <w:rFonts w:ascii="Calibri" w:hAnsi="Calibri"/>
+          <w:b/>
+          <w:color w:val="2B6CB0"/>
+          <w:sz w:val="25"/>
+        </w:rPr>
+        <w:t>Signal 3: Fast Chain-of-Thought Rubric</w:t>
+      </w:r>
+    </w:p>
+    <w:p>
+      <w:r>
+        <w:t>A lightweight verification check that inspects reasoning steps to ensure they directly support the final conclusion without internal contradiction.</w:t>
+      </w:r>
+    </w:p>
+    <w:tbl>
+      <w:tblPr>
+        <w:tblW w:type="auto" w:w="0"/>
+        <w:jc w:val="center"/>
+        <w:tblLook w:firstColumn="1" w:firstRow="1" w:lastColumn="0" w:lastRow="0" w:noHBand="0" w:noVBand="1" w:val="04A0"/>
+      </w:tblPr>
+      <w:tblGrid>
+        <w:gridCol w:w="9360"/>
+      </w:tblGrid>
+      <w:tr>
+        <w:tc>
+          <w:tcPr>
+            <w:tcW w:type="dxa" w:w="9360"/>
+            <w:shd w:fill="F0F4F8"/>
+            <w:tcMar>
+              <w:top w:w="140" w:type="dxa"/>
+              <w:bottom w:w="140" w:type="dxa"/>
+              <w:left w:w="180" w:type="dxa"/>
+              <w:right w:w="180" w:type="dxa"/>
+            </w:tcMar>
+          </w:tcPr>
+          <w:p>
+            <w:pPr>
+              <w:spacing w:after="60"/>
+            </w:pPr>
+            <w:r>
+              <w:rPr>
+                <w:b/>
+                <w:color w:val="1A365D"/>
+                <w:sz w:val="22"/>
+              </w:rPr>
+              <w:t>Composite Confidence Formula:</w:t>
+              <w:br/>
+            </w:r>
+            <w:r>
+              <w:rPr>
+                <w:i/>
+                <w:color w:val="2D3748"/>
+                <w:sz w:val="21"/>
+              </w:rPr>
+              <w:t>C(x) = 0.50 * (1 - H_norm) + 0.30 * Agreement + 0.20 * Rubric</w:t>
+              <w:br/>
+              <w:br/>
+              <w:t>Rationale for Weights: Normalized entropy gets 0.50 because logit distributions directly capture predictive uncertainty. Semantic consistency gets 0.30 to verify factual invariance across samples. The rubric gets 0.20 as a fast sanity check on reasoning cohesion.</w:t>
+            </w:r>
+          </w:p>
+        </w:tc>
+      </w:tr>
+    </w:tbl>
+    <w:p/>
+    <w:p>
+      <w:pPr>
+        <w:keepNext/>
+        <w:spacing w:before="320" w:after="120"/>
+      </w:pPr>
+      <w:r>
+        <w:rPr>
+          <w:rFonts w:ascii="Calibri" w:hAnsi="Calibri"/>
+          <w:b/>
+          <w:color w:val="1A365D"/>
+          <w:sz w:val="30"/>
+        </w:rPr>
+        <w:t>4. The Three Dynamic Execution Topologies</w:t>
       </w:r>
     </w:p>
     <w:p>
@@ -144,10 +442,10 @@
         <w:rPr>
           <w:b/>
         </w:rPr>
-        <w:t xml:space="preserve">Introduction: </w:t>
+        <w:t xml:space="preserve">Solo Fast-Path (Confidence &gt;= 0.65): </w:t>
       </w:r>
       <w:r>
-        <w:t>I introduce the project title: Confidence-Gated Selective Consultation.</w:t>
+        <w:t>High certainty. 1 agent (Primary A_0), 0 peer tokens, ~0.84s latency. Handles straightforward queries immediately.</w:t>
       </w:r>
     </w:p>
     <w:p>
@@ -159,10 +457,10 @@
         <w:rPr>
           <w:b/>
         </w:rPr>
-        <w:t xml:space="preserve">The Research Problem: </w:t>
+        <w:t xml:space="preserve">Dyadic Challenger (0.50 &lt;= Confidence &lt; 0.65): </w:t>
       </w:r>
       <w:r>
-        <w:t>I explain the flaw in Lee and Kwon (2026): unconditional debate wastes tokens and causes debate degeneration on simple queries.</w:t>
+        <w:t>Moderate ambiguity. 2 agents (Proposer + Adversarial Critic), ~440 tokens. One focused verification round catches hallucinations without spinning up a full committee.</w:t>
       </w:r>
     </w:p>
     <w:p>
@@ -174,10 +472,30 @@
         <w:rPr>
           <w:b/>
         </w:rPr>
-        <w:t xml:space="preserve">Architecture Walkthrough: </w:t>
+        <w:t xml:space="preserve">Delphi Committee (Confidence &lt; 0.50): </w:t>
       </w:r>
       <w:r>
-        <w:t>I point at the Mermaid flowchart on the repository README and explain how the confidence gate calculates certainty using token entropy, consistency, and a rubric check.</w:t>
+        <w:t>Genuine dilemma with high uncertainty. 4 specialized personas deliberate across rounds with early stopping.</w:t>
+      </w:r>
+    </w:p>
+    <w:p>
+      <w:pPr>
+        <w:keepNext/>
+        <w:spacing w:before="320" w:after="120"/>
+      </w:pPr>
+      <w:r>
+        <w:rPr>
+          <w:rFonts w:ascii="Calibri" w:hAnsi="Calibri"/>
+          <w:b/>
+          <w:color w:val="1A365D"/>
+          <w:sz w:val="30"/>
+        </w:rPr>
+        <w:t>5. The Four Agent Personas (Competing Values Framework)</w:t>
+      </w:r>
+    </w:p>
+    <w:p>
+      <w:r>
+        <w:t>When the Delphi committee is summoned, we avoid duplicate agents (which cause echo chambers) and random personality traits (which cause communicative deadlock). Grounded in Cameron and Quinn's Competing Values Framework (CVF), we instantiate four orthogonal personas:</w:t>
       </w:r>
     </w:p>
     <w:p>
@@ -189,10 +507,10 @@
         <w:rPr>
           <w:b/>
         </w:rPr>
-        <w:t xml:space="preserve">Live Execution: </w:t>
+        <w:t xml:space="preserve">Clan Persona (Internal Ethics &amp; Safety): </w:t>
       </w:r>
       <w:r>
-        <w:t>I run the benchmark script in terminal to show live question routing.</w:t>
+        <w:t>Prioritizes internal cohesion, patient autonomy, human empathy, and harm minimization. In medical triage, insists on patient consent and pain management.</w:t>
       </w:r>
     </w:p>
     <w:p>
@@ -204,25 +522,10 @@
         <w:rPr>
           <w:b/>
         </w:rPr>
-        <w:t xml:space="preserve">Handover: </w:t>
+        <w:t xml:space="preserve">Adhocracy Persona (Innovation &amp; Adaptation): </w:t>
       </w:r>
       <w:r>
-        <w:t>I hand over to you by saying: 'Now my teammate will walk you through the multi-agent committee and our real benchmark findings.'</w:t>
-      </w:r>
-    </w:p>
-    <w:p>
-      <w:pPr>
-        <w:keepNext/>
-        <w:spacing w:before="200" w:after="60"/>
-      </w:pPr>
-      <w:r>
-        <w:rPr>
-          <w:rFonts w:ascii="Calibri" w:hAnsi="Calibri"/>
-          <w:b/>
-          <w:color w:val="2B6CB0"/>
-          <w:sz w:val="24"/>
-        </w:rPr>
-        <w:t>Minute 1:30 to 3:00 (Your Part)</w:t>
+        <w:t>Prioritizes systemic flexibility, dynamic precedents, and adaptive strategies. In crisis management, proposes novel technological workarounds.</w:t>
       </w:r>
     </w:p>
     <w:p>
@@ -234,10 +537,10 @@
         <w:rPr>
           <w:b/>
         </w:rPr>
-        <w:t xml:space="preserve">The Committee: </w:t>
+        <w:t xml:space="preserve">Market Persona (Fiscal Efficiency &amp; Utility): </w:t>
       </w:r>
       <w:r>
-        <w:t>You explain what happens when confidence drops below 0.50 (the Delphi committee).</w:t>
+        <w:t>Prioritizes external utility, cost efficiency, and measurable deliverables. Demands rigorous cost-benefit analyses and resource optimization.</w:t>
       </w:r>
     </w:p>
     <w:p>
@@ -249,10 +552,111 @@
         <w:rPr>
           <w:b/>
         </w:rPr>
-        <w:t xml:space="preserve">Four Personas: </w:t>
+        <w:t xml:space="preserve">Hierarchy Persona (Statutory Rules &amp; Precedents): </w:t>
       </w:r>
       <w:r>
-        <w:t>You explain the four agent personas (Clan, Adhocracy, Market, Hierarchy).</w:t>
+        <w:t>Prioritizes statutory rules, procedural consistency, and strict evidentiary standards, preventing arbitrary legal violations.</w:t>
+      </w:r>
+    </w:p>
+    <w:p>
+      <w:pPr>
+        <w:keepNext/>
+        <w:spacing w:before="320" w:after="120"/>
+      </w:pPr>
+      <w:r>
+        <w:rPr>
+          <w:rFonts w:ascii="Calibri" w:hAnsi="Calibri"/>
+          <w:b/>
+          <w:color w:val="1A365D"/>
+          <w:sz w:val="30"/>
+        </w:rPr>
+        <w:t>6. Early Stopping via Kendall's Concordance Coefficient</w:t>
+      </w:r>
+    </w:p>
+    <w:p>
+      <w:r>
+        <w:t>Traditional Delphi systems run for a predetermined number of rounds (e.g. 3 fixed rounds) regardless of whether agents already agree. Our engine monitors consensus mathematically after every round using Kendall's concordance coefficient (Kendall's W):</w:t>
+        <w:br/>
+        <w:br/>
+        <w:t>W = 12 * S / (m^2 * (n^3 - n))</w:t>
+        <w:br/>
+        <w:t>Where m is the number of agents (4 personas), n is the number of candidate alternatives, and S is the sum of squared deviations from the mean rank total.</w:t>
+      </w:r>
+    </w:p>
+    <w:tbl>
+      <w:tblPr>
+        <w:tblW w:type="auto" w:w="0"/>
+        <w:jc w:val="center"/>
+        <w:tblLook w:firstColumn="1" w:firstRow="1" w:lastColumn="0" w:lastRow="0" w:noHBand="0" w:noVBand="1" w:val="04A0"/>
+      </w:tblPr>
+      <w:tblGrid>
+        <w:gridCol w:w="9360"/>
+      </w:tblGrid>
+      <w:tr>
+        <w:tc>
+          <w:tcPr>
+            <w:tcW w:type="dxa" w:w="9360"/>
+            <w:shd w:fill="F0F4F8"/>
+            <w:tcMar>
+              <w:top w:w="140" w:type="dxa"/>
+              <w:bottom w:w="140" w:type="dxa"/>
+              <w:left w:w="180" w:type="dxa"/>
+              <w:right w:w="180" w:type="dxa"/>
+            </w:tcMar>
+          </w:tcPr>
+          <w:p>
+            <w:pPr>
+              <w:spacing w:after="60"/>
+            </w:pPr>
+            <w:r>
+              <w:rPr>
+                <w:b/>
+                <w:color w:val="1A365D"/>
+                <w:sz w:val="22"/>
+              </w:rPr>
+              <w:t>The Early Exit Rules:</w:t>
+              <w:br/>
+            </w:r>
+            <w:r>
+              <w:rPr>
+                <w:i/>
+                <w:color w:val="2D3748"/>
+                <w:sz w:val="21"/>
+              </w:rPr>
+              <w:t>Delphi execution terminates immediately at round r* if:</w:t>
+              <w:br/>
+              <w:t>1. Strong Agreement: Kendall's W &gt;= 0.70 (proves strong statistical consensus).</w:t>
+              <w:br/>
+              <w:t>2. Convergence Stability: delta_kappa = |W_r - W_{r-1}| &lt; 0.05 (diminishing returns).</w:t>
+              <w:br/>
+              <w:t>3. Token Budget: Total tokens spent reaches the budget cap beta.</w:t>
+              <w:br/>
+              <w:br/>
+              <w:t>Result: In our empirical runs, 44% of triggered dilemmas reached W &gt;= 0.70 in Round 1, exiting immediately and saving thousands of tokens.</w:t>
+            </w:r>
+          </w:p>
+        </w:tc>
+      </w:tr>
+    </w:tbl>
+    <w:p/>
+    <w:p>
+      <w:pPr>
+        <w:keepNext/>
+        <w:spacing w:before="320" w:after="120"/>
+      </w:pPr>
+      <w:r>
+        <w:rPr>
+          <w:rFonts w:ascii="Calibri" w:hAnsi="Calibri"/>
+          <w:b/>
+          <w:color w:val="1A365D"/>
+          <w:sz w:val="30"/>
+        </w:rPr>
+        <w:t>7. The Three Formal Mathematical Proofs</w:t>
+      </w:r>
+    </w:p>
+    <w:p>
+      <w:r>
+        <w:t>Our theoretical framework is verified through automated assertions in cag_delphi_geval_proofs.py:</w:t>
       </w:r>
     </w:p>
     <w:p>
@@ -264,10 +668,10 @@
         <w:rPr>
           <w:b/>
         </w:rPr>
-        <w:t xml:space="preserve">Early Stopping: </w:t>
+        <w:t xml:space="preserve">Theorem 1 (Debate Degeneration Bound): </w:t>
       </w:r>
       <w:r>
-        <w:t>You explain early stopping using Kendall's concordance (stopping when agreement hits 70%).</w:t>
+        <w:t>Peer consultation has positive expected accuracy gain iff solo confidence p_0 &lt; eta_corr / (eta_corr + eta_deg). Under high variety, peer debate has strictly negative expected value when p_0 &gt;= 0.784. Separation diversity expands this safe envelope to 0.923.</w:t>
       </w:r>
     </w:p>
     <w:p>
@@ -279,10 +683,10 @@
         <w:rPr>
           <w:b/>
         </w:rPr>
-        <w:t xml:space="preserve">Benchmark Results: </w:t>
+        <w:t xml:space="preserve">Theorem 2 (Pareto Separation Dominance): </w:t>
       </w:r>
       <w:r>
-        <w:t>You present our real benchmark results from the 200-question table (50.88% token savings, preserving 69% accuracy on StrategyQA).</w:t>
+        <w:t>Consensus quality Q is strictly maximized on the boundary Variety V -&gt; 0 and Separation S -&gt; 1. Separation diversity achieves Pareto dominance, maximizing exploration while eliminating communicative friction.</w:t>
       </w:r>
     </w:p>
     <w:p>
@@ -294,16 +698,16 @@
         <w:rPr>
           <w:b/>
         </w:rPr>
-        <w:t xml:space="preserve">Review 3 Roadmap: </w:t>
+        <w:t xml:space="preserve">Theorem 3 (Early-Stopping Token Bounds): </w:t>
       </w:r>
       <w:r>
-        <w:t>You conclude by mentioning testing on laptop hardware with small 3B models and IEEE publication.</w:t>
+        <w:t>Under Kendall concordance early stopping, expected token spend is bounded by 2,481.6 tokens, guaranteeing a 52.09% theoretical token reduction over fixed 3-round Delphi.</w:t>
       </w:r>
     </w:p>
     <w:p>
       <w:pPr>
         <w:keepNext/>
-        <w:spacing w:before="280" w:after="80"/>
+        <w:spacing w:before="320" w:after="120"/>
       </w:pPr>
       <w:r>
         <w:rPr>
@@ -312,7 +716,625 @@
           <w:color w:val="1A365D"/>
           <w:sz w:val="30"/>
         </w:rPr>
-        <w:t>3. Your Exact Word-for-Word Speaking Script</w:t>
+        <w:t>8. Real Academic Benchmark Evaluation Across 200 Questions</w:t>
+      </w:r>
+    </w:p>
+    <w:p>
+      <w:r>
+        <w:t>Evaluated end-to-end across 200 real academic questions: 100 questions from StrategyQA (strategic multi-step commonsense deduction) and 100 questions from MMLU Professional Law (US Bar Examination legal reasoning).</w:t>
+      </w:r>
+    </w:p>
+    <w:tbl>
+      <w:tblPr>
+        <w:tblW w:type="auto" w:w="0"/>
+        <w:jc w:val="center"/>
+        <w:tblLook w:firstColumn="1" w:firstRow="1" w:lastColumn="0" w:lastRow="0" w:noHBand="0" w:noVBand="1" w:val="04A0"/>
+      </w:tblPr>
+      <w:tblGrid>
+        <w:gridCol w:w="2340"/>
+        <w:gridCol w:w="2340"/>
+        <w:gridCol w:w="2340"/>
+        <w:gridCol w:w="2340"/>
+      </w:tblGrid>
+      <w:tr>
+        <w:tc>
+          <w:tcPr>
+            <w:tcW w:type="dxa" w:w="2340"/>
+            <w:shd w:fill="2B6CB0"/>
+            <w:tcMar>
+              <w:top w:w="100" w:type="dxa"/>
+              <w:bottom w:w="100" w:type="dxa"/>
+              <w:left w:w="120" w:type="dxa"/>
+              <w:right w:w="120" w:type="dxa"/>
+            </w:tcMar>
+          </w:tcPr>
+          <w:p>
+            <w:pPr>
+              <w:jc w:val="center"/>
+            </w:pPr>
+            <w:r>
+              <w:rPr>
+                <w:b/>
+                <w:color w:val="FFFFFF"/>
+              </w:rPr>
+              <w:t>Architecture</w:t>
+            </w:r>
+          </w:p>
+        </w:tc>
+        <w:tc>
+          <w:tcPr>
+            <w:tcW w:type="dxa" w:w="2340"/>
+            <w:shd w:fill="2B6CB0"/>
+            <w:tcMar>
+              <w:top w:w="100" w:type="dxa"/>
+              <w:bottom w:w="100" w:type="dxa"/>
+              <w:left w:w="120" w:type="dxa"/>
+              <w:right w:w="120" w:type="dxa"/>
+            </w:tcMar>
+          </w:tcPr>
+          <w:p>
+            <w:pPr>
+              <w:jc w:val="center"/>
+            </w:pPr>
+            <w:r>
+              <w:rPr>
+                <w:b/>
+                <w:color w:val="FFFFFF"/>
+              </w:rPr>
+              <w:t>Accuracy (%)</w:t>
+            </w:r>
+          </w:p>
+        </w:tc>
+        <w:tc>
+          <w:tcPr>
+            <w:tcW w:type="dxa" w:w="2340"/>
+            <w:shd w:fill="2B6CB0"/>
+            <w:tcMar>
+              <w:top w:w="100" w:type="dxa"/>
+              <w:bottom w:w="100" w:type="dxa"/>
+              <w:left w:w="120" w:type="dxa"/>
+              <w:right w:w="120" w:type="dxa"/>
+            </w:tcMar>
+          </w:tcPr>
+          <w:p>
+            <w:pPr>
+              <w:jc w:val="center"/>
+            </w:pPr>
+            <w:r>
+              <w:rPr>
+                <w:b/>
+                <w:color w:val="FFFFFF"/>
+              </w:rPr>
+              <w:t>Avg Tokens/Query</w:t>
+            </w:r>
+          </w:p>
+        </w:tc>
+        <w:tc>
+          <w:tcPr>
+            <w:tcW w:type="dxa" w:w="2340"/>
+            <w:shd w:fill="2B6CB0"/>
+            <w:tcMar>
+              <w:top w:w="100" w:type="dxa"/>
+              <w:bottom w:w="100" w:type="dxa"/>
+              <w:left w:w="120" w:type="dxa"/>
+              <w:right w:w="120" w:type="dxa"/>
+            </w:tcMar>
+          </w:tcPr>
+          <w:p>
+            <w:pPr>
+              <w:jc w:val="center"/>
+            </w:pPr>
+            <w:r>
+              <w:rPr>
+                <w:b/>
+                <w:color w:val="FFFFFF"/>
+              </w:rPr>
+              <w:t>Token Savings vs Uncond.</w:t>
+            </w:r>
+          </w:p>
+        </w:tc>
+      </w:tr>
+      <w:tr>
+        <w:tc>
+          <w:tcPr>
+            <w:tcW w:type="dxa" w:w="2340"/>
+            <w:shd w:fill="F7FAFC"/>
+            <w:tcMar>
+              <w:top w:w="90" w:type="dxa"/>
+              <w:bottom w:w="90" w:type="dxa"/>
+              <w:left w:w="120" w:type="dxa"/>
+              <w:right w:w="120" w:type="dxa"/>
+            </w:tcMar>
+          </w:tcPr>
+          <w:p>
+            <w:pPr>
+              <w:jc w:val="left"/>
+            </w:pPr>
+            <w:r>
+              <w:t>Solo Agent (No Consultation)</w:t>
+            </w:r>
+          </w:p>
+        </w:tc>
+        <w:tc>
+          <w:tcPr>
+            <w:tcW w:type="dxa" w:w="2340"/>
+            <w:shd w:fill="F7FAFC"/>
+            <w:tcMar>
+              <w:top w:w="90" w:type="dxa"/>
+              <w:bottom w:w="90" w:type="dxa"/>
+              <w:left w:w="120" w:type="dxa"/>
+              <w:right w:w="120" w:type="dxa"/>
+            </w:tcMar>
+          </w:tcPr>
+          <w:p>
+            <w:pPr>
+              <w:jc w:val="center"/>
+            </w:pPr>
+            <w:r>
+              <w:t>58.50%</w:t>
+            </w:r>
+          </w:p>
+        </w:tc>
+        <w:tc>
+          <w:tcPr>
+            <w:tcW w:type="dxa" w:w="2340"/>
+            <w:shd w:fill="F7FAFC"/>
+            <w:tcMar>
+              <w:top w:w="90" w:type="dxa"/>
+              <w:bottom w:w="90" w:type="dxa"/>
+              <w:left w:w="120" w:type="dxa"/>
+              <w:right w:w="120" w:type="dxa"/>
+            </w:tcMar>
+          </w:tcPr>
+          <w:p>
+            <w:pPr>
+              <w:jc w:val="center"/>
+            </w:pPr>
+            <w:r>
+              <w:t>291.2 tokens</w:t>
+            </w:r>
+          </w:p>
+        </w:tc>
+        <w:tc>
+          <w:tcPr>
+            <w:tcW w:type="dxa" w:w="2340"/>
+            <w:shd w:fill="F7FAFC"/>
+            <w:tcMar>
+              <w:top w:w="90" w:type="dxa"/>
+              <w:bottom w:w="90" w:type="dxa"/>
+              <w:left w:w="120" w:type="dxa"/>
+              <w:right w:w="120" w:type="dxa"/>
+            </w:tcMar>
+          </w:tcPr>
+          <w:p>
+            <w:pPr>
+              <w:jc w:val="center"/>
+            </w:pPr>
+            <w:r>
+              <w:t>Baseline (Fastest)</w:t>
+            </w:r>
+          </w:p>
+        </w:tc>
+      </w:tr>
+      <w:tr>
+        <w:tc>
+          <w:tcPr>
+            <w:tcW w:type="dxa" w:w="2340"/>
+            <w:shd w:fill="FFFFFF"/>
+            <w:tcMar>
+              <w:top w:w="90" w:type="dxa"/>
+              <w:bottom w:w="90" w:type="dxa"/>
+              <w:left w:w="120" w:type="dxa"/>
+              <w:right w:w="120" w:type="dxa"/>
+            </w:tcMar>
+          </w:tcPr>
+          <w:p>
+            <w:pPr>
+              <w:jc w:val="left"/>
+            </w:pPr>
+            <w:r>
+              <w:t>Unconditional Delphi (Base Paper)</w:t>
+            </w:r>
+          </w:p>
+        </w:tc>
+        <w:tc>
+          <w:tcPr>
+            <w:tcW w:type="dxa" w:w="2340"/>
+            <w:shd w:fill="FFFFFF"/>
+            <w:tcMar>
+              <w:top w:w="90" w:type="dxa"/>
+              <w:bottom w:w="90" w:type="dxa"/>
+              <w:left w:w="120" w:type="dxa"/>
+              <w:right w:w="120" w:type="dxa"/>
+            </w:tcMar>
+          </w:tcPr>
+          <w:p>
+            <w:pPr>
+              <w:jc w:val="center"/>
+            </w:pPr>
+            <w:r>
+              <w:t>44.50%</w:t>
+            </w:r>
+          </w:p>
+        </w:tc>
+        <w:tc>
+          <w:tcPr>
+            <w:tcW w:type="dxa" w:w="2340"/>
+            <w:shd w:fill="FFFFFF"/>
+            <w:tcMar>
+              <w:top w:w="90" w:type="dxa"/>
+              <w:bottom w:w="90" w:type="dxa"/>
+              <w:left w:w="120" w:type="dxa"/>
+              <w:right w:w="120" w:type="dxa"/>
+            </w:tcMar>
+          </w:tcPr>
+          <w:p>
+            <w:pPr>
+              <w:jc w:val="center"/>
+            </w:pPr>
+            <w:r>
+              <w:t>3,182.0 tokens</w:t>
+            </w:r>
+          </w:p>
+        </w:tc>
+        <w:tc>
+          <w:tcPr>
+            <w:tcW w:type="dxa" w:w="2340"/>
+            <w:shd w:fill="FFFFFF"/>
+            <w:tcMar>
+              <w:top w:w="90" w:type="dxa"/>
+              <w:bottom w:w="90" w:type="dxa"/>
+              <w:left w:w="120" w:type="dxa"/>
+              <w:right w:w="120" w:type="dxa"/>
+            </w:tcMar>
+          </w:tcPr>
+          <w:p>
+            <w:pPr>
+              <w:jc w:val="center"/>
+            </w:pPr>
+            <w:r>
+              <w:t>0.00% (Exhaustive)</w:t>
+            </w:r>
+          </w:p>
+        </w:tc>
+      </w:tr>
+      <w:tr>
+        <w:tc>
+          <w:tcPr>
+            <w:tcW w:type="dxa" w:w="2340"/>
+            <w:shd w:fill="F7FAFC"/>
+            <w:tcMar>
+              <w:top w:w="90" w:type="dxa"/>
+              <w:bottom w:w="90" w:type="dxa"/>
+              <w:left w:w="120" w:type="dxa"/>
+              <w:right w:w="120" w:type="dxa"/>
+            </w:tcMar>
+          </w:tcPr>
+          <w:p>
+            <w:pPr>
+              <w:jc w:val="left"/>
+            </w:pPr>
+            <w:r>
+              <w:rPr>
+                <w:b/>
+              </w:rPr>
+              <w:t>CG-SC (Our Adaptive Framework)</w:t>
+            </w:r>
+          </w:p>
+        </w:tc>
+        <w:tc>
+          <w:tcPr>
+            <w:tcW w:type="dxa" w:w="2340"/>
+            <w:shd w:fill="F7FAFC"/>
+            <w:tcMar>
+              <w:top w:w="90" w:type="dxa"/>
+              <w:bottom w:w="90" w:type="dxa"/>
+              <w:left w:w="120" w:type="dxa"/>
+              <w:right w:w="120" w:type="dxa"/>
+            </w:tcMar>
+          </w:tcPr>
+          <w:p>
+            <w:pPr>
+              <w:jc w:val="center"/>
+            </w:pPr>
+            <w:r>
+              <w:rPr>
+                <w:b/>
+                <w:color w:val="2B6CB0"/>
+              </w:rPr>
+              <w:t>57.00%</w:t>
+            </w:r>
+          </w:p>
+        </w:tc>
+        <w:tc>
+          <w:tcPr>
+            <w:tcW w:type="dxa" w:w="2340"/>
+            <w:shd w:fill="F7FAFC"/>
+            <w:tcMar>
+              <w:top w:w="90" w:type="dxa"/>
+              <w:bottom w:w="90" w:type="dxa"/>
+              <w:left w:w="120" w:type="dxa"/>
+              <w:right w:w="120" w:type="dxa"/>
+            </w:tcMar>
+          </w:tcPr>
+          <w:p>
+            <w:pPr>
+              <w:jc w:val="center"/>
+            </w:pPr>
+            <w:r>
+              <w:rPr>
+                <w:b/>
+                <w:color w:val="2B6CB0"/>
+              </w:rPr>
+              <w:t>1,562.9 tokens</w:t>
+            </w:r>
+          </w:p>
+        </w:tc>
+        <w:tc>
+          <w:tcPr>
+            <w:tcW w:type="dxa" w:w="2340"/>
+            <w:shd w:fill="F7FAFC"/>
+            <w:tcMar>
+              <w:top w:w="90" w:type="dxa"/>
+              <w:bottom w:w="90" w:type="dxa"/>
+              <w:left w:w="120" w:type="dxa"/>
+              <w:right w:w="120" w:type="dxa"/>
+            </w:tcMar>
+          </w:tcPr>
+          <w:p>
+            <w:pPr>
+              <w:jc w:val="center"/>
+            </w:pPr>
+            <w:r>
+              <w:rPr>
+                <w:b/>
+                <w:color w:val="2B6CB0"/>
+              </w:rPr>
+              <w:t>50.88% SAVED</w:t>
+            </w:r>
+          </w:p>
+        </w:tc>
+      </w:tr>
+    </w:tbl>
+    <w:p/>
+    <w:p>
+      <w:pPr>
+        <w:keepNext/>
+        <w:spacing w:before="240" w:after="80"/>
+      </w:pPr>
+      <w:r>
+        <w:rPr>
+          <w:rFonts w:ascii="Calibri" w:hAnsi="Calibri"/>
+          <w:b/>
+          <w:color w:val="2B6CB0"/>
+          <w:sz w:val="25"/>
+        </w:rPr>
+        <w:t>Key Empirical Findings</w:t>
+      </w:r>
+    </w:p>
+    <w:p>
+      <w:pPr>
+        <w:pStyle w:val="ListBullet"/>
+        <w:spacing w:after="60"/>
+      </w:pPr>
+      <w:r>
+        <w:rPr>
+          <w:b/>
+        </w:rPr>
+        <w:t xml:space="preserve">50.88% Net Token Reduction: </w:t>
+      </w:r>
+      <w:r>
+        <w:t>Slashed average token consumption from 3,182 down to 1,562 per query across all 200 questions.</w:t>
+      </w:r>
+    </w:p>
+    <w:p>
+      <w:pPr>
+        <w:pStyle w:val="ListBullet"/>
+        <w:spacing w:after="60"/>
+      </w:pPr>
+      <w:r>
+        <w:rPr>
+          <w:b/>
+        </w:rPr>
+        <w:t xml:space="preserve">Debate Degeneration Eliminated: </w:t>
+      </w:r>
+      <w:r>
+        <w:t>On StrategyQA, unconditional debate dropped accuracy to 43.0% due to peer noise. CG-SC maintained 69.0% accuracy with 56.8% token savings by shielding factual questions from debate.</w:t>
+      </w:r>
+    </w:p>
+    <w:p>
+      <w:pPr>
+        <w:pStyle w:val="ListBullet"/>
+        <w:spacing w:after="60"/>
+      </w:pPr>
+      <w:r>
+        <w:rPr>
+          <w:b/>
+        </w:rPr>
+        <w:t xml:space="preserve">Handling Hard Dilemmas: </w:t>
+      </w:r>
+      <w:r>
+        <w:t>On MMLU Professional Law, 79.5% of queries activated the committee. Early stopping via Kendall's W still saved 45.3% of tokens compared to exhaustive debate.</w:t>
+      </w:r>
+    </w:p>
+    <w:p>
+      <w:pPr>
+        <w:keepNext/>
+        <w:spacing w:before="320" w:after="120"/>
+      </w:pPr>
+      <w:r>
+        <w:rPr>
+          <w:rFonts w:ascii="Calibri" w:hAnsi="Calibri"/>
+          <w:b/>
+          <w:color w:val="1A365D"/>
+          <w:sz w:val="30"/>
+        </w:rPr>
+        <w:t>9. Codebase and Project Structure</w:t>
+      </w:r>
+    </w:p>
+    <w:p>
+      <w:r>
+        <w:t>Our public implementation repository at ramnnn2006/cg-sc contains:</w:t>
+      </w:r>
+    </w:p>
+    <w:p>
+      <w:pPr>
+        <w:pStyle w:val="ListBullet"/>
+        <w:spacing w:after="60"/>
+      </w:pPr>
+      <w:r>
+        <w:rPr>
+          <w:b/>
+        </w:rPr>
+        <w:t xml:space="preserve">cag_delphi_engine/: </w:t>
+      </w:r>
+      <w:r>
+        <w:t>Core Python package (gating.py, topology.py, diversity.py, consensus.py, benchmark.py).</w:t>
+      </w:r>
+    </w:p>
+    <w:p>
+      <w:pPr>
+        <w:pStyle w:val="ListBullet"/>
+        <w:spacing w:after="60"/>
+      </w:pPr>
+      <w:r>
+        <w:rPr>
+          <w:b/>
+        </w:rPr>
+        <w:t xml:space="preserve">skills/confidence-gated-consultation/: </w:t>
+      </w:r>
+      <w:r>
+        <w:t>Agent Skill for Antigravity and Claude Code agent environments.</w:t>
+      </w:r>
+    </w:p>
+    <w:p>
+      <w:pPr>
+        <w:pStyle w:val="ListBullet"/>
+        <w:spacing w:after="60"/>
+      </w:pPr>
+      <w:r>
+        <w:rPr>
+          <w:b/>
+        </w:rPr>
+        <w:t xml:space="preserve">data/real_benchmarks/: </w:t>
+      </w:r>
+      <w:r>
+        <w:t>Contains real_decision_benchmarks.jsonl and full_run_execution_log.jsonl.</w:t>
+      </w:r>
+    </w:p>
+    <w:p>
+      <w:pPr>
+        <w:pStyle w:val="ListBullet"/>
+        <w:spacing w:after="60"/>
+      </w:pPr>
+      <w:r>
+        <w:rPr>
+          <w:b/>
+        </w:rPr>
+        <w:t xml:space="preserve">run_full_dataset_execution.py: </w:t>
+      </w:r>
+      <w:r>
+        <w:t>Executes the 200 real questions live.</w:t>
+      </w:r>
+    </w:p>
+    <w:p>
+      <w:pPr>
+        <w:pStyle w:val="ListBullet"/>
+        <w:spacing w:after="60"/>
+      </w:pPr>
+      <w:r>
+        <w:rPr>
+          <w:b/>
+        </w:rPr>
+        <w:t xml:space="preserve">cag_delphi_live_showcase.py: </w:t>
+      </w:r>
+      <w:r>
+        <w:t>Streaming interactive demo of medical triage and satellite conflict.</w:t>
+      </w:r>
+    </w:p>
+    <w:p>
+      <w:pPr>
+        <w:pStyle w:val="ListBullet"/>
+        <w:spacing w:after="60"/>
+      </w:pPr>
+      <w:r>
+        <w:rPr>
+          <w:b/>
+        </w:rPr>
+        <w:t xml:space="preserve">cag_delphi_geval_proofs.py: </w:t>
+      </w:r>
+      <w:r>
+        <w:t>Automated mathematical proof verification asserting Theorems 1, 2, and 3.</w:t>
+      </w:r>
+    </w:p>
+    <w:p>
+      <w:pPr>
+        <w:pStyle w:val="ListBullet"/>
+        <w:spacing w:after="60"/>
+      </w:pPr>
+      <w:r>
+        <w:rPr>
+          <w:b/>
+        </w:rPr>
+        <w:t xml:space="preserve">simulation_testbench.py: </w:t>
+      </w:r>
+      <w:r>
+        <w:t>Monte Carlo statistical simulator testing 500 decision episodes with 95% confidence intervals.</w:t>
+      </w:r>
+    </w:p>
+    <w:p>
+      <w:pPr>
+        <w:keepNext/>
+        <w:spacing w:before="320" w:after="120"/>
+      </w:pPr>
+      <w:r>
+        <w:rPr>
+          <w:rFonts w:ascii="Calibri" w:hAnsi="Calibri"/>
+          <w:b/>
+          <w:color w:val="1A365D"/>
+          <w:sz w:val="30"/>
+        </w:rPr>
+        <w:t>10. Step-by-Step Review 2 Presentation Walkthrough</w:t>
+      </w:r>
+    </w:p>
+    <w:p>
+      <w:r>
+        <w:t>We are presenting directly from GitHub and the terminal without PowerPoint slides.</w:t>
+      </w:r>
+    </w:p>
+    <w:p>
+      <w:pPr>
+        <w:keepNext/>
+        <w:spacing w:before="240" w:after="80"/>
+      </w:pPr>
+      <w:r>
+        <w:rPr>
+          <w:rFonts w:ascii="Calibri" w:hAnsi="Calibri"/>
+          <w:b/>
+          <w:color w:val="2B6CB0"/>
+          <w:sz w:val="25"/>
+        </w:rPr>
+        <w:t>Minute 0:00 to 1:30 (My Part)</w:t>
+      </w:r>
+    </w:p>
+    <w:p>
+      <w:r>
+        <w:t>I introduce the project title, explain the unconditional consultation flaw in Lee and Kwon (2026), walk through the Mermaid architecture flowchart on the GitHub README, explain the confidence gate formula, and run python3 run_full_dataset_execution.py in the terminal to show live question routing. Then I hand over to you.</w:t>
+      </w:r>
+    </w:p>
+    <w:p>
+      <w:pPr>
+        <w:keepNext/>
+        <w:spacing w:before="240" w:after="80"/>
+      </w:pPr>
+      <w:r>
+        <w:rPr>
+          <w:rFonts w:ascii="Calibri" w:hAnsi="Calibri"/>
+          <w:b/>
+          <w:color w:val="2B6CB0"/>
+          <w:sz w:val="25"/>
+        </w:rPr>
+        <w:t>Minute 1:30 to 3:00 (Your Part)</w:t>
       </w:r>
     </w:p>
     <w:p>
@@ -343,27 +1365,27 @@
           </w:tcPr>
           <w:p>
             <w:pPr>
-              <w:spacing w:after="80"/>
+              <w:spacing w:after="60"/>
             </w:pPr>
             <w:r>
               <w:rPr>
                 <w:b/>
                 <w:color w:val="1A365D"/>
-                <w:sz w:val="23"/>
+                <w:sz w:val="22"/>
               </w:rPr>
-              <w:t>Your 90-Second Review Script</w:t>
+              <w:t>Your Exact Word-for-Word Script:</w:t>
               <w:br/>
             </w:r>
             <w:r>
               <w:rPr>
                 <w:i/>
-                <w:color w:val="1E293B"/>
+                <w:color w:val="2D3748"/>
                 <w:sz w:val="21"/>
               </w:rPr>
               <w:t>"Thanks. Moving into what happens when the confidence score drops below 0.50:</w:t>
               <w:br/>
               <w:br/>
-              <w:t>When a query has high uncertainty, it is a genuine dilemma. Rather than summoning duplicate agents that just repeat the same bias, our system instantiates a four-agent committee based on the Competing Values Framework.</w:t>
+              <w:t>When a query has high uncertainty, it is a genuine dilemma. Rather than summoning duplicate agents that share identical biases, our system instantiates a four-agent committee based on the Competing Values Framework.</w:t>
               <w:br/>
               <w:br/>
               <w:t>We deploy four specific personas:</w:t>
@@ -399,7 +1421,7 @@
     <w:p>
       <w:pPr>
         <w:keepNext/>
-        <w:spacing w:before="280" w:after="80"/>
+        <w:spacing w:before="320" w:after="120"/>
       </w:pPr>
       <w:r>
         <w:rPr>
@@ -408,7 +1430,427 @@
           <w:color w:val="1A365D"/>
           <w:sz w:val="30"/>
         </w:rPr>
-        <w:t>4. Key Numbers Cheat Sheet (Memorize These)</w:t>
+        <w:t>11. Comprehensive Viva Defense Question Bank (20 Questions &amp; Answers)</w:t>
+      </w:r>
+    </w:p>
+    <w:p>
+      <w:pPr>
+        <w:keepNext/>
+        <w:spacing w:before="240" w:after="80"/>
+      </w:pPr>
+      <w:r>
+        <w:rPr>
+          <w:rFonts w:ascii="Calibri" w:hAnsi="Calibri"/>
+          <w:b/>
+          <w:color w:val="2B6CB0"/>
+          <w:sz w:val="25"/>
+        </w:rPr>
+        <w:t>Q1: What is the fundamental research gap in Lee and Kwon (2026)?</w:t>
+      </w:r>
+    </w:p>
+    <w:p>
+      <w:r>
+        <w:t>Answer: "Lee and Kwon demonstrated that Separation diversity is effective, but their system unconditionally activates a full multi-agent Delphi panel for every incoming query. This causes severe token inflation and debate degeneration on simple factual tasks."</w:t>
+      </w:r>
+    </w:p>
+    <w:p>
+      <w:pPr>
+        <w:keepNext/>
+        <w:spacing w:before="240" w:after="80"/>
+      </w:pPr>
+      <w:r>
+        <w:rPr>
+          <w:rFonts w:ascii="Calibri" w:hAnsi="Calibri"/>
+          <w:b/>
+          <w:color w:val="2B6CB0"/>
+          <w:sz w:val="25"/>
+        </w:rPr>
+        <w:t>Q2: What is debate degeneration?</w:t>
+      </w:r>
+    </w:p>
+    <w:p>
+      <w:r>
+        <w:t>Answer: "Debate degeneration is a failure mode where multi-agent deliberation harms rather than helps accuracy. On factual tasks, peer agents introduce specious counterarguments and contrarian noise that confuse the primary model, causing it to abandon an already-correct solo answer."</w:t>
+      </w:r>
+    </w:p>
+    <w:p>
+      <w:pPr>
+        <w:keepNext/>
+        <w:spacing w:before="240" w:after="80"/>
+      </w:pPr>
+      <w:r>
+        <w:rPr>
+          <w:rFonts w:ascii="Calibri" w:hAnsi="Calibri"/>
+          <w:b/>
+          <w:color w:val="2B6CB0"/>
+          <w:sz w:val="25"/>
+        </w:rPr>
+        <w:t>Q3: Why did single-agent accuracy drop from 70% to 43% on StrategyQA in the base paper?</w:t>
+      </w:r>
+    </w:p>
+    <w:p>
+      <w:r>
+        <w:t>Answer: "StrategyQA questions are multi-step commonsense problems with objective truths. When models debate simple facts, the conflicting perspectives create doubt and lead to consensus hallucinations."</w:t>
+      </w:r>
+    </w:p>
+    <w:p>
+      <w:pPr>
+        <w:keepNext/>
+        <w:spacing w:before="240" w:after="80"/>
+      </w:pPr>
+      <w:r>
+        <w:rPr>
+          <w:rFonts w:ascii="Calibri" w:hAnsi="Calibri"/>
+          <w:b/>
+          <w:color w:val="2B6CB0"/>
+          <w:sz w:val="25"/>
+        </w:rPr>
+        <w:t>Q4: What is the difference between Variety diversity and Separation diversity?</w:t>
+      </w:r>
+    </w:p>
+    <w:p>
+      <w:r>
+        <w:t>Answer: "Variety diversity reflects differences in qualitative categories, such as Big Five personality traits. Lee and Kwon showed that high Variety creates interpersonal friction and deadlock. Separation diversity reflects opposing positions along a continuous belief spectrum, such as the Competing Values Framework, which maximizes hypothesis exploration without communicative deadlock."</w:t>
+      </w:r>
+    </w:p>
+    <w:p>
+      <w:pPr>
+        <w:keepNext/>
+        <w:spacing w:before="240" w:after="80"/>
+      </w:pPr>
+      <w:r>
+        <w:rPr>
+          <w:rFonts w:ascii="Calibri" w:hAnsi="Calibri"/>
+          <w:b/>
+          <w:color w:val="2B6CB0"/>
+          <w:sz w:val="25"/>
+        </w:rPr>
+        <w:t>Q5: What is Disparity diversity in multi-agent systems?</w:t>
+      </w:r>
+    </w:p>
+    <w:p>
+      <w:r>
+        <w:t>Answer: "Disparity diversity measures inequality in agent influence weights. Our architecture enforces zero disparity (equal influence weights) to prevent dominant agents from hijacking the consensus."</w:t>
+      </w:r>
+    </w:p>
+    <w:p>
+      <w:pPr>
+        <w:keepNext/>
+        <w:spacing w:before="240" w:after="80"/>
+      </w:pPr>
+      <w:r>
+        <w:rPr>
+          <w:rFonts w:ascii="Calibri" w:hAnsi="Calibri"/>
+          <w:b/>
+          <w:color w:val="2B6CB0"/>
+          <w:sz w:val="25"/>
+        </w:rPr>
+        <w:t>Q6: How is Shannon token entropy calculated and normalized?</w:t>
+      </w:r>
+    </w:p>
+    <w:p>
+      <w:r>
+        <w:t>Answer: "We take the average negative log probability of generated tokens over the vocabulary. We normalize it by dividing by log |V| (the maximum possible entropy of the vocabulary), producing a scale from 0.0 to 1.0 where lower entropy indicates higher model certainty."</w:t>
+      </w:r>
+    </w:p>
+    <w:p>
+      <w:pPr>
+        <w:keepNext/>
+        <w:spacing w:before="240" w:after="80"/>
+      </w:pPr>
+      <w:r>
+        <w:rPr>
+          <w:rFonts w:ascii="Calibri" w:hAnsi="Calibri"/>
+          <w:b/>
+          <w:color w:val="2B6CB0"/>
+          <w:sz w:val="25"/>
+        </w:rPr>
+        <w:t>Q7: Why can't you rely on token entropy alone?</w:t>
+      </w:r>
+    </w:p>
+    <w:p>
+      <w:r>
+        <w:t>Answer: "Because Large Language Models can be confidently wrong (hallucinating with high probability). We pair token entropy with semantic self-consistency across rollouts and a reasoning rubric to ensure both certainty and factual stability."</w:t>
+      </w:r>
+    </w:p>
+    <w:p>
+      <w:pPr>
+        <w:keepNext/>
+        <w:spacing w:before="240" w:after="80"/>
+      </w:pPr>
+      <w:r>
+        <w:rPr>
+          <w:rFonts w:ascii="Calibri" w:hAnsi="Calibri"/>
+          <w:b/>
+          <w:color w:val="2B6CB0"/>
+          <w:sz w:val="25"/>
+        </w:rPr>
+        <w:t>Q8: How does semantic self-consistency work?</w:t>
+      </w:r>
+    </w:p>
+    <w:p>
+      <w:r>
+        <w:t>Answer: "We sample multiple candidate reasoning paths at low temperature and calculate pairwise bidirectional entailment across the conclusions. High agreement indicates robust reasoning invariance."</w:t>
+      </w:r>
+    </w:p>
+    <w:p>
+      <w:pPr>
+        <w:keepNext/>
+        <w:spacing w:before="240" w:after="80"/>
+      </w:pPr>
+      <w:r>
+        <w:rPr>
+          <w:rFonts w:ascii="Calibri" w:hAnsi="Calibri"/>
+          <w:b/>
+          <w:color w:val="2B6CB0"/>
+          <w:sz w:val="25"/>
+        </w:rPr>
+        <w:t>Q9: How were the gating thresholds (0.65 and 0.50) chosen?</w:t>
+      </w:r>
+    </w:p>
+    <w:p>
+      <w:r>
+        <w:t>Answer: "They were derived from our Theorem 1 degradation bound and empirical calibration curves. At confidence &gt;= 0.65, solo accuracy exceeds 92%, meaning peer debate has negative expected return. Below 0.50, solo accuracy drops below 50%, making peer consultation mathematically advantageous."</w:t>
+      </w:r>
+    </w:p>
+    <w:p>
+      <w:pPr>
+        <w:keepNext/>
+        <w:spacing w:before="240" w:after="80"/>
+      </w:pPr>
+      <w:r>
+        <w:rPr>
+          <w:rFonts w:ascii="Calibri" w:hAnsi="Calibri"/>
+          <w:b/>
+          <w:color w:val="2B6CB0"/>
+          <w:sz w:val="25"/>
+        </w:rPr>
+        <w:t>Q10: What does the Dyadic Challenger do?</w:t>
+      </w:r>
+    </w:p>
+    <w:p>
+      <w:r>
+        <w:t>Answer: "It is an intermediate path for moderate uncertainty (0.50 to 0.65). A proposer and an adversarial critic conduct a single targeted check round (~440 tokens), catching hallucinations without paying for a full committee."</w:t>
+      </w:r>
+    </w:p>
+    <w:p>
+      <w:pPr>
+        <w:keepNext/>
+        <w:spacing w:before="240" w:after="80"/>
+      </w:pPr>
+      <w:r>
+        <w:rPr>
+          <w:rFonts w:ascii="Calibri" w:hAnsi="Calibri"/>
+          <w:b/>
+          <w:color w:val="2B6CB0"/>
+          <w:sz w:val="25"/>
+        </w:rPr>
+        <w:t>Q11: What is Kendall's concordance coefficient (W)?</w:t>
+      </w:r>
+    </w:p>
+    <w:p>
+      <w:r>
+        <w:t>Answer: "Kendall's W is a non-parametric statistic ranging from 0.0 to 1.0 that measures agreement among multiple raters ranking a set of alternatives."</w:t>
+      </w:r>
+    </w:p>
+    <w:p>
+      <w:pPr>
+        <w:keepNext/>
+        <w:spacing w:before="240" w:after="80"/>
+      </w:pPr>
+      <w:r>
+        <w:rPr>
+          <w:rFonts w:ascii="Calibri" w:hAnsi="Calibri"/>
+          <w:b/>
+          <w:color w:val="2B6CB0"/>
+          <w:sz w:val="25"/>
+        </w:rPr>
+        <w:t>Q12: Why did you pick W &gt;= 0.70 as the early exit threshold?</w:t>
+      </w:r>
+    </w:p>
+    <w:p>
+      <w:r>
+        <w:t>Answer: "In non-parametric statistics, Kendall's W &gt;= 0.70 represents strong, statistically significant concordance among raters. Once four orthogonal personas achieve W &gt;= 0.70, additional debate rounds produce negligible accuracy gains while consuming redundant tokens."</w:t>
+      </w:r>
+    </w:p>
+    <w:p>
+      <w:pPr>
+        <w:keepNext/>
+        <w:spacing w:before="240" w:after="80"/>
+      </w:pPr>
+      <w:r>
+        <w:rPr>
+          <w:rFonts w:ascii="Calibri" w:hAnsi="Calibri"/>
+          <w:b/>
+          <w:color w:val="2B6CB0"/>
+          <w:sz w:val="25"/>
+        </w:rPr>
+        <w:t>Q13: What happens if the agents never reach W &gt;= 0.70?</w:t>
+      </w:r>
+    </w:p>
+    <w:p>
+      <w:r>
+        <w:t>Answer: "The engine monitors the step change delta_kappa. If the change between rounds is less than 0.05, the debate has stabilized and exits. If deadlock persists, the debate halts at the maximum round limit or budget cap, preventing infinite loops."</w:t>
+      </w:r>
+    </w:p>
+    <w:p>
+      <w:pPr>
+        <w:keepNext/>
+        <w:spacing w:before="240" w:after="80"/>
+      </w:pPr>
+      <w:r>
+        <w:rPr>
+          <w:rFonts w:ascii="Calibri" w:hAnsi="Calibri"/>
+          <w:b/>
+          <w:color w:val="2B6CB0"/>
+          <w:sz w:val="25"/>
+        </w:rPr>
+        <w:t>Q14: How does early stopping save tokens on MMLU Law?</w:t>
+      </w:r>
+    </w:p>
+    <w:p>
+      <w:r>
+        <w:t>Answer: "Even though 79.5% of difficult legal questions required the committee, 44% of those questions achieved Kendall's W &gt;= 0.70 after round one, allowing the engine to terminate early and save 45.3% of tokens."</w:t>
+      </w:r>
+    </w:p>
+    <w:p>
+      <w:pPr>
+        <w:keepNext/>
+        <w:spacing w:before="240" w:after="80"/>
+      </w:pPr>
+      <w:r>
+        <w:rPr>
+          <w:rFonts w:ascii="Calibri" w:hAnsi="Calibri"/>
+          <w:b/>
+          <w:color w:val="2B6CB0"/>
+          <w:sz w:val="25"/>
+        </w:rPr>
+        <w:t>Q15: What models power the system?</w:t>
+      </w:r>
+    </w:p>
+    <w:p>
+      <w:r>
+        <w:t>Answer: "The architecture is model-agnostic. In our benchmark testbench, we ran real academic questions end-to-end using calibrated inference, and for Review 3 we are deploying quantized 3B models (Llama 3.2 3B and Phi 3.5) locally on laptop CPUs."</w:t>
+      </w:r>
+    </w:p>
+    <w:p>
+      <w:pPr>
+        <w:keepNext/>
+        <w:spacing w:before="240" w:after="80"/>
+      </w:pPr>
+      <w:r>
+        <w:rPr>
+          <w:rFonts w:ascii="Calibri" w:hAnsi="Calibri"/>
+          <w:b/>
+          <w:color w:val="2B6CB0"/>
+          <w:sz w:val="25"/>
+        </w:rPr>
+        <w:t>Q16: How did you ingest the StrategyQA and MMLU Law datasets?</w:t>
+      </w:r>
+    </w:p>
+    <w:p>
+      <w:r>
+        <w:t>Answer: "We extracted 100 questions from StrategyQA (Stanford/TAU) and 100 questions from MMLU Professional Law (UC Berkeley). We normalized them into a clean JSONL dataset (real_decision_benchmarks.jsonl) and executed the three baseline pipelines end-to-end."</w:t>
+      </w:r>
+    </w:p>
+    <w:p>
+      <w:pPr>
+        <w:keepNext/>
+        <w:spacing w:before="240" w:after="80"/>
+      </w:pPr>
+      <w:r>
+        <w:rPr>
+          <w:rFonts w:ascii="Calibri" w:hAnsi="Calibri"/>
+          <w:b/>
+          <w:color w:val="2B6CB0"/>
+          <w:sz w:val="25"/>
+        </w:rPr>
+        <w:t>Q17: What is in the Agent Skill directory?</w:t>
+      </w:r>
+    </w:p>
+    <w:p>
+      <w:r>
+        <w:t>Answer: "It contains skills/confidence-gated-consultation/SKILL.md, an official Agent Skill for Antigravity CLI and Claude Code that equips any autonomous agent to evaluate its own certainty before delegating tasks."</w:t>
+      </w:r>
+    </w:p>
+    <w:p>
+      <w:pPr>
+        <w:keepNext/>
+        <w:spacing w:before="240" w:after="80"/>
+      </w:pPr>
+      <w:r>
+        <w:rPr>
+          <w:rFonts w:ascii="Calibri" w:hAnsi="Calibri"/>
+          <w:b/>
+          <w:color w:val="2B6CB0"/>
+          <w:sz w:val="25"/>
+        </w:rPr>
+        <w:t>Q18: What do the automated proof assertions in cag_delphi_geval_proofs.py verify?</w:t>
+      </w:r>
+    </w:p>
+    <w:p>
+      <w:r>
+        <w:t>Answer: "They verify Theorem 1 (the debate degeneration bound), Theorem 2 (Pareto Separation dominance), and Theorem 3 (early-stopping token bounds), asserting that all formulas match the empirical data with zero assertion failures."</w:t>
+      </w:r>
+    </w:p>
+    <w:p>
+      <w:pPr>
+        <w:keepNext/>
+        <w:spacing w:before="240" w:after="80"/>
+      </w:pPr>
+      <w:r>
+        <w:rPr>
+          <w:rFonts w:ascii="Calibri" w:hAnsi="Calibri"/>
+          <w:b/>
+          <w:color w:val="2B6CB0"/>
+          <w:sz w:val="25"/>
+        </w:rPr>
+        <w:t>Q19: What is your roadmap for Review 3?</w:t>
+      </w:r>
+    </w:p>
+    <w:p>
+      <w:r>
+        <w:t>Answer: "We will profile local small language models (Llama 3.2 3B and Phi 3.5) running on consumer laptop CPUs using llama.cpp to measure physical RAM footprint, CPU latency, and battery draw, and submit our camera-ready IEEE conference manuscript."</w:t>
+      </w:r>
+    </w:p>
+    <w:p>
+      <w:pPr>
+        <w:keepNext/>
+        <w:spacing w:before="240" w:after="80"/>
+      </w:pPr>
+      <w:r>
+        <w:rPr>
+          <w:rFonts w:ascii="Calibri" w:hAnsi="Calibri"/>
+          <w:b/>
+          <w:color w:val="2B6CB0"/>
+          <w:sz w:val="25"/>
+        </w:rPr>
+        <w:t>Q20: How will you handle closed APIs that do not return token probabilities?</w:t>
+      </w:r>
+    </w:p>
+    <w:p>
+      <w:r>
+        <w:t>Answer: "We are developing a surrogate calibration bridge that computes surrogate entropy from top-5 logprobs where available, or calibrated verbalized uncertainty scoring when logprobs are restricted."</w:t>
+      </w:r>
+    </w:p>
+    <w:p>
+      <w:pPr>
+        <w:keepNext/>
+        <w:spacing w:before="320" w:after="120"/>
+      </w:pPr>
+      <w:r>
+        <w:rPr>
+          <w:rFonts w:ascii="Calibri" w:hAnsi="Calibri"/>
+          <w:b/>
+          <w:color w:val="1A365D"/>
+          <w:sz w:val="30"/>
+        </w:rPr>
+        <w:t>12. Review 3 Technical Engineering Roadmap</w:t>
+      </w:r>
+    </w:p>
+    <w:p>
+      <w:r>
+        <w:t>Beyond review presentations, the actual technical tasks to be completed include:</w:t>
       </w:r>
     </w:p>
     <w:p>
@@ -420,10 +1862,10 @@
         <w:rPr>
           <w:b/>
         </w:rPr>
-        <w:t xml:space="preserve">200: </w:t>
+        <w:t xml:space="preserve">Edge SLM Deployment: </w:t>
       </w:r>
       <w:r>
-        <w:t>Total number of real academic questions evaluated (100 StrategyQA + 100 MMLU Law).</w:t>
+        <w:t>Deploy Llama 3.2 (3B) and Phi 3.5 mini (3.8B) locally using llama.cpp and Ollama.</w:t>
       </w:r>
     </w:p>
     <w:p>
@@ -435,10 +1877,10 @@
         <w:rPr>
           <w:b/>
         </w:rPr>
-        <w:t xml:space="preserve">50.88%: </w:t>
+        <w:t xml:space="preserve">Hardware Profiling: </w:t>
       </w:r>
       <w:r>
-        <w:t>Net token savings across all 200 questions compared to the base paper.</w:t>
+        <w:t>Measure physical memory usage (RAM/VRAM), CPU temperatures, power consumption in watts, and token generation speed on standard laptop hardware.</w:t>
       </w:r>
     </w:p>
     <w:p>
@@ -450,10 +1892,10 @@
         <w:rPr>
           <w:b/>
         </w:rPr>
-        <w:t xml:space="preserve">1,562 vs 3,182: </w:t>
+        <w:t xml:space="preserve">Bayesian Hyperparameter Tuning: </w:t>
       </w:r>
       <w:r>
-        <w:t>Average tokens consumed per query in our system versus the base paper.</w:t>
+        <w:t>Use Optuna to optimize confidence weights (w1, w2, w3) and gating thresholds across specific task domains.</w:t>
       </w:r>
     </w:p>
     <w:p>
@@ -465,10 +1907,10 @@
         <w:rPr>
           <w:b/>
         </w:rPr>
-        <w:t xml:space="preserve">0.65: </w:t>
+        <w:t xml:space="preserve">Deterministic Benchmarking: </w:t>
       </w:r>
       <w:r>
-        <w:t>Confidence threshold (tau). Above 0.65 takes the fast solo path; below 0.50 summons the committee.</w:t>
+        <w:t>Expand benchmark evaluation to mathematical reasoning (GSM8K) and code synthesis (HumanEval).</w:t>
       </w:r>
     </w:p>
     <w:p>
@@ -480,345 +1922,10 @@
         <w:rPr>
           <w:b/>
         </w:rPr>
-        <w:t xml:space="preserve">0.70: </w:t>
+        <w:t xml:space="preserve">Camera-Ready Paper Submission: </w:t>
       </w:r>
       <w:r>
-        <w:t>Kendall's concordance agreement target for early stopping.</w:t>
-      </w:r>
-    </w:p>
-    <w:p>
-      <w:pPr>
-        <w:pStyle w:val="ListBullet"/>
-        <w:spacing w:after="60"/>
-      </w:pPr>
-      <w:r>
-        <w:rPr>
-          <w:b/>
-        </w:rPr>
-        <w:t xml:space="preserve">70% down to 43%: </w:t>
-      </w:r>
-      <w:r>
-        <w:t>How badly the base paper crashed on StrategyQA because of peer noise.</w:t>
-      </w:r>
-    </w:p>
-    <w:p>
-      <w:pPr>
-        <w:pStyle w:val="ListBullet"/>
-        <w:spacing w:after="60"/>
-      </w:pPr>
-      <w:r>
-        <w:rPr>
-          <w:b/>
-        </w:rPr>
-        <w:t xml:space="preserve">69%: </w:t>
-      </w:r>
-      <w:r>
-        <w:t>The accuracy our system maintained on StrategyQA while saving 56.8% of tokens.</w:t>
-      </w:r>
-    </w:p>
-    <w:p>
-      <w:pPr>
-        <w:pStyle w:val="ListBullet"/>
-        <w:spacing w:after="60"/>
-      </w:pPr>
-      <w:r>
-        <w:rPr>
-          <w:b/>
-        </w:rPr>
-        <w:t xml:space="preserve">0.8 seconds: </w:t>
-      </w:r>
-      <w:r>
-        <w:t>Average response latency on the Solo Fast-Path.</w:t>
-      </w:r>
-    </w:p>
-    <w:p>
-      <w:pPr>
-        <w:keepNext/>
-        <w:spacing w:before="280" w:after="80"/>
-      </w:pPr>
-      <w:r>
-        <w:rPr>
-          <w:rFonts w:ascii="Calibri" w:hAnsi="Calibri"/>
-          <w:b/>
-          <w:color w:val="1A365D"/>
-          <w:sz w:val="30"/>
-        </w:rPr>
-        <w:t>5. What All Is in the Project (Code and Folders)</w:t>
-      </w:r>
-    </w:p>
-    <w:p>
-      <w:r>
-        <w:t>If professors ask what files exist in the repository:</w:t>
-      </w:r>
-    </w:p>
-    <w:p>
-      <w:pPr>
-        <w:pStyle w:val="ListBullet"/>
-        <w:spacing w:after="60"/>
-      </w:pPr>
-      <w:r>
-        <w:rPr>
-          <w:b/>
-        </w:rPr>
-        <w:t xml:space="preserve">cag_delphi_engine/: </w:t>
-      </w:r>
-      <w:r>
-        <w:t>Core Python package (gating.py for confidence, topology.py for routing, diversity.py for personas, consensus.py for early stopping).</w:t>
-      </w:r>
-    </w:p>
-    <w:p>
-      <w:pPr>
-        <w:pStyle w:val="ListBullet"/>
-        <w:spacing w:after="60"/>
-      </w:pPr>
-      <w:r>
-        <w:rPr>
-          <w:b/>
-        </w:rPr>
-        <w:t xml:space="preserve">skills/confidence-gated-consultation/: </w:t>
-      </w:r>
-      <w:r>
-        <w:t>Official Agent Skill for Antigravity and Claude Code agent architectures.</w:t>
-      </w:r>
-    </w:p>
-    <w:p>
-      <w:pPr>
-        <w:pStyle w:val="ListBullet"/>
-        <w:spacing w:after="60"/>
-      </w:pPr>
-      <w:r>
-        <w:rPr>
-          <w:b/>
-        </w:rPr>
-        <w:t xml:space="preserve">data/real_benchmarks/: </w:t>
-      </w:r>
-      <w:r>
-        <w:t>Contains the 200 real questions from StrategyQA and MMLU Law, plus execution traces.</w:t>
-      </w:r>
-    </w:p>
-    <w:p>
-      <w:pPr>
-        <w:pStyle w:val="ListBullet"/>
-        <w:spacing w:after="60"/>
-      </w:pPr>
-      <w:r>
-        <w:rPr>
-          <w:b/>
-        </w:rPr>
-        <w:t xml:space="preserve">run_full_dataset_execution.py: </w:t>
-      </w:r>
-      <w:r>
-        <w:t>Executable script that runs all 200 questions live.</w:t>
-      </w:r>
-    </w:p>
-    <w:p>
-      <w:pPr>
-        <w:pStyle w:val="ListBullet"/>
-        <w:spacing w:after="60"/>
-      </w:pPr>
-      <w:r>
-        <w:rPr>
-          <w:b/>
-        </w:rPr>
-        <w:t xml:space="preserve">cag_delphi_live_showcase.py: </w:t>
-      </w:r>
-      <w:r>
-        <w:t>Interactive terminal demo showing the four agents debating medical triage and satellite conflict.</w:t>
-      </w:r>
-    </w:p>
-    <w:p>
-      <w:pPr>
-        <w:pStyle w:val="ListBullet"/>
-        <w:spacing w:after="60"/>
-      </w:pPr>
-      <w:r>
-        <w:rPr>
-          <w:b/>
-        </w:rPr>
-        <w:t xml:space="preserve">cag_delphi_geval_proofs.py: </w:t>
-      </w:r>
-      <w:r>
-        <w:t>Mathematical proof assertions script verifying Theorems 1, 2, and 3.</w:t>
-      </w:r>
-    </w:p>
-    <w:p>
-      <w:pPr>
-        <w:keepNext/>
-        <w:spacing w:before="280" w:after="80"/>
-      </w:pPr>
-      <w:r>
-        <w:rPr>
-          <w:rFonts w:ascii="Calibri" w:hAnsi="Calibri"/>
-          <w:b/>
-          <w:color w:val="1A365D"/>
-          <w:sz w:val="30"/>
-        </w:rPr>
-        <w:t>6. How to Run the Code if a Professor Asks You to Execute</w:t>
-      </w:r>
-    </w:p>
-    <w:p>
-      <w:r>
-        <w:t>If a reviewer says 'Can you run the code live?', type one of these commands in the terminal:</w:t>
-      </w:r>
-    </w:p>
-    <w:p>
-      <w:pPr>
-        <w:pStyle w:val="ListBullet"/>
-        <w:spacing w:after="60"/>
-      </w:pPr>
-      <w:r>
-        <w:rPr>
-          <w:b/>
-        </w:rPr>
-        <w:t xml:space="preserve">python3 run_full_dataset_execution.py: </w:t>
-      </w:r>
-      <w:r>
-        <w:t>Runs the 200 real questions and prints live question routing and token savings.</w:t>
-      </w:r>
-    </w:p>
-    <w:p>
-      <w:pPr>
-        <w:pStyle w:val="ListBullet"/>
-        <w:spacing w:after="60"/>
-      </w:pPr>
-      <w:r>
-        <w:rPr>
-          <w:b/>
-        </w:rPr>
-        <w:t xml:space="preserve">python3 cag_delphi_live_showcase.py: </w:t>
-      </w:r>
-      <w:r>
-        <w:t>Shows the four personas debating medical triage and satellite conflict dilemmas in real time.</w:t>
-      </w:r>
-    </w:p>
-    <w:p>
-      <w:pPr>
-        <w:pStyle w:val="ListBullet"/>
-        <w:spacing w:after="60"/>
-      </w:pPr>
-      <w:r>
-        <w:rPr>
-          <w:b/>
-        </w:rPr>
-        <w:t xml:space="preserve">python3 cag_delphi_geval_proofs.py: </w:t>
-      </w:r>
-      <w:r>
-        <w:t>Runs automated mathematical proof assertions, outputting [PASS] for Theorems 1, 2, and 3 in one second.</w:t>
-      </w:r>
-    </w:p>
-    <w:p>
-      <w:pPr>
-        <w:keepNext/>
-        <w:spacing w:before="280" w:after="80"/>
-      </w:pPr>
-      <w:r>
-        <w:rPr>
-          <w:rFonts w:ascii="Calibri" w:hAnsi="Calibri"/>
-          <w:b/>
-          <w:color w:val="1A365D"/>
-          <w:sz w:val="30"/>
-        </w:rPr>
-        <w:t>7. Common Professor Questions and How to Answer Them</w:t>
-      </w:r>
-    </w:p>
-    <w:p>
-      <w:pPr>
-        <w:keepNext/>
-        <w:spacing w:before="200" w:after="60"/>
-      </w:pPr>
-      <w:r>
-        <w:rPr>
-          <w:rFonts w:ascii="Calibri" w:hAnsi="Calibri"/>
-          <w:b/>
-          <w:color w:val="2B6CB0"/>
-          <w:sz w:val="24"/>
-        </w:rPr>
-        <w:t>Q1: What is the main novelty of your project?</w:t>
-      </w:r>
-    </w:p>
-    <w:p>
-      <w:r>
-        <w:t>Answer: "Most multi-agent systems always consult every agent on every query. Our novelty is epistemic confidence gating: the system mathematically evaluates its own certainty before deciding whether to consult peers. This cuts token consumption in half and prevents peer noise from ruining accuracy on easy questions."</w:t>
-      </w:r>
-    </w:p>
-    <w:p>
-      <w:pPr>
-        <w:keepNext/>
-        <w:spacing w:before="200" w:after="60"/>
-      </w:pPr>
-      <w:r>
-        <w:rPr>
-          <w:rFonts w:ascii="Calibri" w:hAnsi="Calibri"/>
-          <w:b/>
-          <w:color w:val="2B6CB0"/>
-          <w:sz w:val="24"/>
-        </w:rPr>
-        <w:t>Q2: Why did unconditional debate perform worse than a single agent on StrategyQA?</w:t>
-      </w:r>
-    </w:p>
-    <w:p>
-      <w:r>
-        <w:t>Answer: "Because StrategyQA questions have clear factual answers. When you force multiple agents to debate simple facts, contrarian arguments introduce doubt. The agents start hallucinating and talk each other out of the correct initial answer. Our confidence gate protects factual queries from debate."</w:t>
-      </w:r>
-    </w:p>
-    <w:p>
-      <w:pPr>
-        <w:keepNext/>
-        <w:spacing w:before="200" w:after="60"/>
-      </w:pPr>
-      <w:r>
-        <w:rPr>
-          <w:rFonts w:ascii="Calibri" w:hAnsi="Calibri"/>
-          <w:b/>
-          <w:color w:val="2B6CB0"/>
-          <w:sz w:val="24"/>
-        </w:rPr>
-        <w:t>Q3: How do you stop the agents from arguing forever?</w:t>
-      </w:r>
-    </w:p>
-    <w:p>
-      <w:r>
-        <w:t>Answer: "We monitor Kendall's concordance coefficient across the agents' ranked preferences after each round. As soon as agreement crosses 0.70, it proves strong consensus, and the debate exits immediately."</w:t>
-      </w:r>
-    </w:p>
-    <w:p>
-      <w:pPr>
-        <w:keepNext/>
-        <w:spacing w:before="200" w:after="60"/>
-      </w:pPr>
-      <w:r>
-        <w:rPr>
-          <w:rFonts w:ascii="Calibri" w:hAnsi="Calibri"/>
-          <w:b/>
-          <w:color w:val="2B6CB0"/>
-          <w:sz w:val="24"/>
-        </w:rPr>
-        <w:t>Q4: What are the four agent personas based on?</w:t>
-      </w:r>
-    </w:p>
-    <w:p>
-      <w:r>
-        <w:t>Answer: "They are grounded in Cameron and Quinn's Competing Values Framework. We use Clan for ethics and patient safety, Adhocracy for innovation, Market for utility and cost, and Hierarchy for statutory precedents."</w:t>
-      </w:r>
-    </w:p>
-    <w:p>
-      <w:pPr>
-        <w:keepNext/>
-        <w:spacing w:before="200" w:after="60"/>
-      </w:pPr>
-      <w:r>
-        <w:rPr>
-          <w:rFonts w:ascii="Calibri" w:hAnsi="Calibri"/>
-          <w:b/>
-          <w:color w:val="2B6CB0"/>
-          <w:sz w:val="24"/>
-        </w:rPr>
-        <w:t>Q5: What is your plan for Review 3?</w:t>
-      </w:r>
-    </w:p>
-    <w:p>
-      <w:r>
-        <w:t>Answer: "We will deploy small language models like Llama 3.2 3B locally on a laptop CPU using llama.cpp to measure physical RAM footprint and battery draw, and submit our finalized paper to an IEEE conference track."</w:t>
+        <w:t>Finalize the IEEE LaTeX manuscript in the rp repository for formal conference submission.</w:t>
       </w:r>
     </w:p>
     <w:sectPr>
